--- a/resume_fulltime_pm_de.docx
+++ b/resume_fulltime_pm_de.docx
@@ -32,7 +32,7 @@
           <w:sz w:val="19"/>
           <w:szCs w:val="19"/>
         </w:rPr>
-        <w:t xml:space="preserve">Aachen, Deutschland  •  +49 152 07480366  •  </w:t>
+        <w:t xml:space="preserve">Aachen, Deutschland (bundesweit umzugsbereit)  •  +49 152 07480366  •  </w:t>
       </w:r>
       <w:hyperlink r:id="rId7" w:history="1">
         <w:r>
@@ -80,7 +80,7 @@
             <w:szCs w:val="19"/>
             <w:u w:val="single"/>
           </w:rPr>
-          <w:t>Website</w:t>
+          <w:t>vishalmaheshkumar.com</w:t>
         </w:r>
       </w:hyperlink>
     </w:p>
@@ -108,7 +108,46 @@
         <w:jc w:val="both"/>
       </w:pPr>
       <w:r>
-        <w:t>Technischer Produktentwickler an der Schnittstelle zwischen Enterprise-Software-Engineering und AI-nativer Produktstrategie. Ca. 3 Jahre als Software Engineer bei Flexera (US-amerikanische Enterprise-Plattform) – Auslieferung von CMDB-Integrationen, APIs und AWS-Migrationen für globale Fortune-500-Kunden; unabhängiger Gründer von Wolflayer (wolflayer.app), einem AI-Reasoning-Canvas, Ende-zu-Ende entwickelt und veröffentlicht. Derzeit Masterstudium Management &amp; Engineering an der RWTH Aachen mit Beratungsprojekten für TÜV SÜD. Ziel: AI-Solutions- / Technical-Product-Manager-Rollen, in denen technische Tiefe und Stakeholder-Kommunikation gleichermaßen zählen.</w:t>
+        <w:rPr>
+          <w:b w:val="0"/>
+        </w:rPr>
+        <w:t xml:space="preserve">Entwickler auf dem Weg ins Produktmanagement. </w:t>
+      </w:r>
+      <w:r>
+        <w:rPr>
+          <w:b/>
+        </w:rPr>
+        <w:t>Drei Jahre bei Flexera</w:t>
+      </w:r>
+      <w:r>
+        <w:rPr>
+          <w:b w:val="0"/>
+        </w:rPr>
+        <w:t xml:space="preserve">: CMDB-Integrationen, APIs und AWS-Plattformarbeit für große Unternehmenskunden, in enger Abstimmung mit Product Management, Support und Kunden. Gründer von Wolflayer, einem AI-Produkt, das von der Idee bis zu den ersten Nutzern allein entstanden ist. Aktuell Masterstudium Management &amp; Engineering an der RWTH Aachen, dazu ein Beratungsprojekt für TÜV SÜD zu Applied AI. Gesucht: Rollen im Bereich AI Solutions oder Technical Product Management. </w:t>
+      </w:r>
+      <w:r>
+        <w:rPr>
+          <w:b/>
+        </w:rPr>
+        <w:t>Ab September 2026 in Vollzeit verfügbar</w:t>
+      </w:r>
+      <w:r>
+        <w:rPr>
+          <w:b w:val="0"/>
+        </w:rPr>
+        <w:t xml:space="preserve">, Wechsel auf Teilzeitstudium möglich, </w:t>
+      </w:r>
+      <w:r>
+        <w:rPr>
+          <w:b/>
+        </w:rPr>
+        <w:t>bundesweit umzugsbereit</w:t>
+      </w:r>
+      <w:r>
+        <w:rPr>
+          <w:b w:val="0"/>
+        </w:rPr>
+        <w:t>.</w:t>
       </w:r>
     </w:p>
     <w:p>
@@ -142,7 +181,7 @@
         <w:t xml:space="preserve">Produkt &amp; Strategie: </w:t>
       </w:r>
       <w:r>
-        <w:t>Discovery, Roadmap-Definition, Priorisierung, JTBD, Wettbewerbsanalyse, Erstellung von Business Cases, Stakeholder-Management.</w:t>
+        <w:t>Discovery, Roadmap-Planung, Priorisierung, JTBD, Wettbewerbsanalyse, Erstellung von Business Cases, Stakeholder-Management.</w:t>
       </w:r>
     </w:p>
     <w:p>
@@ -190,7 +229,7 @@
         <w:t xml:space="preserve">Daten &amp; Analyse: </w:t>
       </w:r>
       <w:r>
-        <w:t>SQL, PostgreSQL, MongoDB, Python (FastAPI), Datenmodellierung, A/B-Reasoning</w:t>
+        <w:t>SQL, PostgreSQL, MongoDB, Python (FastAPI), Datenmodellierung, A/B-Tests</w:t>
       </w:r>
     </w:p>
     <w:p>
@@ -219,10 +258,14 @@
           <w:b/>
           <w:bCs/>
         </w:rPr>
-        <w:t xml:space="preserve">Sprachen: </w:t>
-      </w:r>
-      <w:r>
-        <w:t>Englisch (verhandlungssicher, Arbeitssprache); Deutsch (A1, im Lernen)</w:t>
+        <w:t>Sprachen:</w:t>
+      </w:r>
+      <w:r>
+        <w:rPr>
+          <w:b w:val="0"/>
+          <w:bCs/>
+        </w:rPr>
+        <w:t xml:space="preserve"> Englisch (verhandlungssicher, Arbeitssprache); Deutsch (A1, im Aufbau)</w:t>
       </w:r>
     </w:p>
     <w:p>
@@ -269,7 +312,7 @@
           <w:iCs/>
           <w:color w:val="555555"/>
         </w:rPr>
-        <w:t>MÄRZ 2026 – heute</w:t>
+        <w:t>März 2026 – heute</w:t>
       </w:r>
     </w:p>
     <w:p>
@@ -283,7 +326,16 @@
         <w:jc w:val="both"/>
       </w:pPr>
       <w:r>
-        <w:t>Definition des Produkt-USP im AI-Tools-Markt: Brücke zwischen strukturiertem Multiplayer-Reasoning und Workflow-Ausführung.</w:t>
+        <w:rPr>
+          <w:b/>
+        </w:rPr>
+        <w:t>Positionierung</w:t>
+      </w:r>
+      <w:r>
+        <w:rPr>
+          <w:b w:val="0"/>
+        </w:rPr>
+        <w:t xml:space="preserve"> des Produkts im AI-Tools-Markt: Verbindung von strukturiertem Gruppen-Reasoning und Workflow-Ausführung.</w:t>
       </w:r>
     </w:p>
     <w:p>
@@ -297,7 +349,16 @@
         <w:jc w:val="both"/>
       </w:pPr>
       <w:r>
-        <w:t>Ende-zu-Ende-Verantwortung für das Produkt: Problemdefinition, User Research, Scope, Architektur, Roadmap, Positionierung.</w:t>
+        <w:rPr>
+          <w:b/>
+        </w:rPr>
+        <w:t>Ende-zu-Ende-Verantwortung</w:t>
+      </w:r>
+      <w:r>
+        <w:rPr>
+          <w:b w:val="0"/>
+        </w:rPr>
+        <w:t xml:space="preserve"> für das Produkt: Problemdefinition, User Research, Scope, Architektur, Roadmap, Positionierung.</w:t>
       </w:r>
     </w:p>
     <w:p>
@@ -311,7 +372,28 @@
         <w:jc w:val="both"/>
       </w:pPr>
       <w:r>
-        <w:t>Veröffentlichung einer produktiven Plattform auf Next.js, Supabase und Google Gemini inkl. OAuth und Credential-Verschlüsselung.</w:t>
+        <w:rPr>
+          <w:b/>
+        </w:rPr>
+        <w:t>Veröffentlichung</w:t>
+      </w:r>
+      <w:r>
+        <w:rPr>
+          <w:b w:val="0"/>
+        </w:rPr>
+        <w:t xml:space="preserve"> einer produktiven Plattform auf Next.js, Supabase und </w:t>
+      </w:r>
+      <w:r>
+        <w:rPr>
+          <w:b/>
+        </w:rPr>
+        <w:t>Google Gemini</w:t>
+      </w:r>
+      <w:r>
+        <w:rPr>
+          <w:b w:val="0"/>
+        </w:rPr>
+        <w:t xml:space="preserve"> inkl. OAuth und Credential-Verschlüsselung.</w:t>
       </w:r>
     </w:p>
     <w:p>
@@ -325,7 +407,16 @@
         <w:jc w:val="both"/>
       </w:pPr>
       <w:r>
-        <w:t>Derzeit in der User-Testing- und Aufbauphase im Rahmen des Collective Incubator – Aachen, Deutschland.</w:t>
+        <w:rPr>
+          <w:b/>
+        </w:rPr>
+        <w:t>User-Testing-Runden</w:t>
+      </w:r>
+      <w:r>
+        <w:rPr>
+          <w:b w:val="0"/>
+        </w:rPr>
+        <w:t xml:space="preserve"> mit ersten Nutzern; derzeit Teil des Collective Incubator, Aachen, Deutschland.</w:t>
       </w:r>
     </w:p>
     <w:p>
@@ -368,7 +459,26 @@
         <w:jc w:val="both"/>
       </w:pPr>
       <w:r>
-        <w:t>Umfangreiche Arbeit an den Produkten FlexeraOne, Flexera SaaS Manager und FlexeraOne-ServiceNow-Integration.</w:t>
+        <w:rPr/>
+        <w:t>Umfangreiche Arbeit</w:t>
+      </w:r>
+      <w:r>
+        <w:rPr>
+          <w:b w:val="0"/>
+        </w:rPr>
+        <w:t xml:space="preserve"> an den Produkten FlexeraOne, </w:t>
+      </w:r>
+      <w:r>
+        <w:rPr>
+          <w:b/>
+        </w:rPr>
+        <w:t>Flexera SaaS Manager</w:t>
+      </w:r>
+      <w:r>
+        <w:rPr>
+          <w:b w:val="0"/>
+        </w:rPr>
+        <w:t xml:space="preserve"> und FlexeraOne-ServiceNow-Integration.</w:t>
       </w:r>
     </w:p>
     <w:p>
@@ -382,7 +492,28 @@
         <w:jc w:val="both"/>
       </w:pPr>
       <w:r>
-        <w:t>Zusammenarbeit mit PM- und Customer-Success-Teams zur Konzeption und Auslieferung von CMDB-Integrations-Features für globale Unternehmenskunden.</w:t>
+        <w:rPr>
+          <w:b/>
+        </w:rPr>
+        <w:t>Zusammenarbeit</w:t>
+      </w:r>
+      <w:r>
+        <w:rPr>
+          <w:b w:val="0"/>
+        </w:rPr>
+        <w:t xml:space="preserve"> mit PM- und Customer-Success-Teams zur Konzeption und Auslieferung von </w:t>
+      </w:r>
+      <w:r>
+        <w:rPr>
+          <w:b/>
+        </w:rPr>
+        <w:t>CMDB</w:t>
+      </w:r>
+      <w:r>
+        <w:rPr>
+          <w:b w:val="0"/>
+        </w:rPr>
+        <w:t>-Integrations-Features für globale Unternehmenskunden.</w:t>
       </w:r>
     </w:p>
     <w:p>
@@ -396,7 +527,40 @@
         <w:jc w:val="both"/>
       </w:pPr>
       <w:r>
-        <w:t>Trieb die Migration der ETL-Plattform von ServiceNow zu AWS voran und verbesserte die Endkunden-Performance um ca. 60 %; Koordination des Rollouts über mehrere Engineering-Pods hinweg.</w:t>
+        <w:rPr>
+          <w:b/>
+        </w:rPr>
+        <w:t>Kernentwickler</w:t>
+      </w:r>
+      <w:r>
+        <w:rPr>
+          <w:b w:val="0"/>
+        </w:rPr>
+        <w:t xml:space="preserve"> bei der Migration der ETL-Plattform von </w:t>
+      </w:r>
+      <w:r>
+        <w:rPr>
+          <w:b/>
+        </w:rPr>
+        <w:t>ServiceNow zu AWS</w:t>
+      </w:r>
+      <w:r>
+        <w:rPr>
+          <w:b w:val="0"/>
+        </w:rPr>
+        <w:t xml:space="preserve"> mit Verbesserung der Endkunden-Performance um ca. </w:t>
+      </w:r>
+      <w:r>
+        <w:rPr>
+          <w:b/>
+        </w:rPr>
+        <w:t>60 %</w:t>
+      </w:r>
+      <w:r>
+        <w:rPr>
+          <w:b w:val="0"/>
+        </w:rPr>
+        <w:t>; Abstimmung der Auslieferung mit QA, Support und kundenseitigen Teams.</w:t>
       </w:r>
     </w:p>
     <w:p>
@@ -410,7 +574,28 @@
         <w:jc w:val="both"/>
       </w:pPr>
       <w:r>
-        <w:t>Entwicklung MCP-kompatibler AI-Backend-Services auf Basis des OpenAI Model Context Protocol – an der Schnittstelle zwischen Enterprise-Daten und neuen LLM-Workflows.</w:t>
+        <w:rPr>
+          <w:b/>
+        </w:rPr>
+        <w:t>Entwicklung</w:t>
+      </w:r>
+      <w:r>
+        <w:rPr>
+          <w:b w:val="0"/>
+        </w:rPr>
+        <w:t xml:space="preserve"> MCP-kompatibler AI-Backend-Services auf Basis des </w:t>
+      </w:r>
+      <w:r>
+        <w:rPr>
+          <w:b/>
+        </w:rPr>
+        <w:t>OpenAI Model Context Protocol</w:t>
+      </w:r>
+      <w:r>
+        <w:rPr>
+          <w:b w:val="0"/>
+        </w:rPr>
+        <w:t>.</w:t>
       </w:r>
     </w:p>
     <w:p>
@@ -424,7 +609,16 @@
         <w:jc w:val="both"/>
       </w:pPr>
       <w:r>
-        <w:t>Überführung unklarer Kundenanforderungen in SMART-REST-API-Verträge; Dokumentation und Review mit internen und kundenseitigen Stakeholdern.</w:t>
+        <w:rPr>
+          <w:b/>
+        </w:rPr>
+        <w:t>Überführung</w:t>
+      </w:r>
+      <w:r>
+        <w:rPr>
+          <w:b w:val="0"/>
+        </w:rPr>
+        <w:t xml:space="preserve"> unklarer Kundenanforderungen in SMART-REST-API-Verträge; Dokumentation und Review mit internen und kundenseitigen Stakeholdern.</w:t>
       </w:r>
     </w:p>
     <w:p>
@@ -438,7 +632,16 @@
         <w:jc w:val="both"/>
       </w:pPr>
       <w:r>
-        <w:t>Schulung des technischen Support-Teams zu Technologiethemen, Abstimmung mit Kunden und Dienstleistern zur Überwachung von Deliverables, Lösung komplexer technischer Herausforderungen und Sicherstellung des Customer Success.</w:t>
+        <w:rPr>
+          <w:b/>
+        </w:rPr>
+        <w:t>Schulung</w:t>
+      </w:r>
+      <w:r>
+        <w:rPr>
+          <w:b w:val="0"/>
+        </w:rPr>
+        <w:t xml:space="preserve"> des technischen Support-Teams zu Technologiethemen, Abstimmung mit Kunden und Dienstleistern zur Überwachung von Deliverables, Lösung komplexer technischer Herausforderungen und Sicherstellung des Customer Success.</w:t>
       </w:r>
     </w:p>
     <w:p>
@@ -481,7 +684,26 @@
         <w:jc w:val="both"/>
       </w:pPr>
       <w:r>
-        <w:t>Auslieferung von API-Integrations-Features für Flexera SaaS Manager zur Abdeckung von Enterprise-Software-Inventory-Use-Cases.</w:t>
+        <w:rPr/>
+        <w:t>Mitarbeit</w:t>
+      </w:r>
+      <w:r>
+        <w:rPr>
+          <w:b w:val="0"/>
+        </w:rPr>
+        <w:t xml:space="preserve"> an Entwicklung und Wartung des </w:t>
+      </w:r>
+      <w:r>
+        <w:rPr>
+          <w:b/>
+        </w:rPr>
+        <w:t>Flexera SaaS Manager</w:t>
+      </w:r>
+      <w:r>
+        <w:rPr>
+          <w:b w:val="0"/>
+        </w:rPr>
+        <w:t>; Recherche und Integration von APIs für Enterprise-Software-Inventory-Use-Cases.</w:t>
       </w:r>
     </w:p>
     <w:p>
@@ -495,7 +717,28 @@
         <w:jc w:val="both"/>
       </w:pPr>
       <w:r>
-        <w:t>Auszeichnung mit dem Professionalism Badge für funktionsübergreifendes Debugging und Beiträge zur technischen Recherche.</w:t>
+        <w:rPr>
+          <w:b/>
+        </w:rPr>
+        <w:t>Auszeichnung</w:t>
+      </w:r>
+      <w:r>
+        <w:rPr>
+          <w:b w:val="0"/>
+        </w:rPr>
+        <w:t xml:space="preserve"> mit dem </w:t>
+      </w:r>
+      <w:r>
+        <w:rPr>
+          <w:b/>
+        </w:rPr>
+        <w:t>Professionalism Badge</w:t>
+      </w:r>
+      <w:r>
+        <w:rPr>
+          <w:b w:val="0"/>
+        </w:rPr>
+        <w:t xml:space="preserve"> für funktionsübergreifendes Debugging und Beiträge zur technischen Recherche.</w:t>
       </w:r>
     </w:p>
     <w:p>
@@ -708,7 +951,7 @@
           <w:color w:val="1F3864"/>
           <w:sz w:val="21"/>
         </w:rPr>
-        <w:t>Ashwa Racing – Formula Student Hybrid Club (2018 – 2022) || Hardware-Elektronik-Ingenieur</w:t>
+        <w:t>Ashwa Racing | Formula Student Hybrid Club (2018 – 2022) | Leitung Elektrik- &amp; Test-Subsystem</w:t>
       </w:r>
     </w:p>
     <w:p>
@@ -727,10 +970,35 @@
       </w:pPr>
       <w:r>
         <w:rPr>
+          <w:b/>
           <w:bCs/>
           <w:color w:val="000000" w:themeColor="text1"/>
         </w:rPr>
-        <w:t>Entwicklung der Embedded-Firmware für Vehicle Control Unit (VCU) und Data Acquisition System (DAQ); Aufbau einer Echtzeit-Pipeline vom Sensor bis zur Telemetrie, eingesetzt in Formula-Student-Hybridfahrzeugen.</w:t>
+        <w:t>Entwicklung</w:t>
+      </w:r>
+      <w:r>
+        <w:rPr>
+          <w:b w:val="0"/>
+          <w:bCs/>
+          <w:color w:val="000000" w:themeColor="text1"/>
+        </w:rPr>
+        <w:t xml:space="preserve"> der Embedded-Firmware für </w:t>
+      </w:r>
+      <w:r>
+        <w:rPr>
+          <w:b/>
+          <w:bCs/>
+          <w:color w:val="000000" w:themeColor="text1"/>
+        </w:rPr>
+        <w:t>Vehicle Control Unit (VCU)</w:t>
+      </w:r>
+      <w:r>
+        <w:rPr>
+          <w:b w:val="0"/>
+          <w:bCs/>
+          <w:color w:val="000000" w:themeColor="text1"/>
+        </w:rPr>
+        <w:t xml:space="preserve"> und Data Acquisition System (DAQ); Aufbau einer Echtzeit-Pipeline vom Sensor bis zur Telemetrie, eingesetzt in Formula-Student-Hybridfahrzeugen.</w:t>
       </w:r>
     </w:p>
     <w:p>
@@ -749,10 +1017,19 @@
       </w:pPr>
       <w:r>
         <w:rPr>
+          <w:b/>
           <w:bCs/>
           <w:color w:val="000000" w:themeColor="text1"/>
         </w:rPr>
-        <w:t>Programmierung des Wireless-MCU Texas Instruments CC1390 in C für latenzarme Fahrzeug-zu-Box-Telemetrie; Konzeption und Implementierung des eigenen Datenübertragungs-Protokoll-Stacks.</w:t>
+        <w:t>Programmierung</w:t>
+      </w:r>
+      <w:r>
+        <w:rPr>
+          <w:b w:val="0"/>
+          <w:bCs/>
+          <w:color w:val="000000" w:themeColor="text1"/>
+        </w:rPr>
+        <w:t xml:space="preserve"> des Wireless-MCU Texas Instruments CC1390 in C für latenzarme Fahrzeug-zu-Box-Telemetrie; Konzeption und Implementierung des eigenen Datenübertragungs-Protokoll-Stacks.</w:t>
       </w:r>
     </w:p>
     <w:p>
@@ -771,10 +1048,19 @@
       </w:pPr>
       <w:r>
         <w:rPr>
+          <w:b/>
           <w:bCs/>
           <w:color w:val="000000" w:themeColor="text1"/>
         </w:rPr>
-        <w:t>Leitung des Elektrik- und Test-Subsystems – Verantwortung für die technische Roadmap, Führung des funktionsübergreifenden Teams sowie Rekrutierung und Mentoring von Junior-Ingenieuren.</w:t>
+        <w:t>Leitung</w:t>
+      </w:r>
+      <w:r>
+        <w:rPr>
+          <w:b w:val="0"/>
+          <w:bCs/>
+          <w:color w:val="000000" w:themeColor="text1"/>
+        </w:rPr>
+        <w:t xml:space="preserve"> des Elektrik- und Test-Subsystems – Verantwortung für die technische Roadmap, Führung des funktionsübergreifenden Teams sowie Rekrutierung und Mentoring von Junior-Ingenieuren.</w:t>
       </w:r>
     </w:p>
     <w:p>
@@ -793,10 +1079,19 @@
       </w:pPr>
       <w:r>
         <w:rPr>
+          <w:b/>
           <w:bCs/>
           <w:color w:val="000000" w:themeColor="text1"/>
         </w:rPr>
-        <w:t>1. Platz, Formula Hybrid 2021 (USA) – IEEE &amp; Formula Student.</w:t>
+        <w:t>1. Platz</w:t>
+      </w:r>
+      <w:r>
+        <w:rPr>
+          <w:b w:val="0"/>
+          <w:bCs/>
+          <w:color w:val="000000" w:themeColor="text1"/>
+        </w:rPr>
+        <w:t>, Formula Hybrid 2021 (USA) – IEEE &amp; Formula Student.</w:t>
       </w:r>
     </w:p>
     <w:p>
@@ -811,7 +1106,7 @@
           <w:sz w:val="21"/>
           <w:szCs w:val="21"/>
         </w:rPr>
-        <w:t>TÜV SÜD: Capability-to-Account Mapping Assistant (RWTH Service Innovation Lab)</w:t>
+        <w:t>Consultant – Applied AI (Künstliche Intelligenz) für Key Account Management  ||  TÜV SÜD (über RWTH Service Innovation Lab)</w:t>
       </w:r>
     </w:p>
     <w:p>
@@ -830,8 +1125,44 @@
       <w:r>
         <w:rPr>
           <w:rFonts w:eastAsia="Times New Roman"/>
-        </w:rPr>
-        <w:t xml:space="preserve">Leitung eines 5-köpfigen Teams zur Beratung der KAM-Organisation von TÜV SÜD (ca. 150 KAMs, ca. 20 % des Kundenbestands); Scoping von 5 AI-Use-Cases entlang des Account-Lifecycles und Empfehlung eines RAG-basierten Capability-to-Account Mapping Assistant auf Dynamics 365 + SharePoint + Azure OpenAI – mit erwarteter Verkürzung des Account-Planning-Zyklus von 2–5 Tagen auf &lt;1 Tag. </w:t>
+          <w:b/>
+        </w:rPr>
+        <w:t>Leitung eines 5-köpfigen Teams</w:t>
+      </w:r>
+      <w:r>
+        <w:rPr>
+          <w:rFonts w:eastAsia="Times New Roman"/>
+          <w:b w:val="0"/>
+        </w:rPr>
+        <w:t xml:space="preserve"> zur Beratung der Key-Account-Management-Organisation von TÜV SÜD (</w:t>
+      </w:r>
+      <w:r>
+        <w:rPr>
+          <w:rFonts w:eastAsia="Times New Roman"/>
+          <w:b/>
+        </w:rPr>
+        <w:t>ca. 150 KAMs</w:t>
+      </w:r>
+      <w:r>
+        <w:rPr>
+          <w:rFonts w:eastAsia="Times New Roman"/>
+          <w:b w:val="0"/>
+        </w:rPr>
+        <w:t xml:space="preserve">, ca. 20 % des Kundenbestands); Scoping von </w:t>
+      </w:r>
+      <w:r>
+        <w:rPr>
+          <w:rFonts w:eastAsia="Times New Roman"/>
+          <w:b/>
+        </w:rPr>
+        <w:t>5 AI-Use-Cases</w:t>
+      </w:r>
+      <w:r>
+        <w:rPr>
+          <w:rFonts w:eastAsia="Times New Roman"/>
+          <w:b w:val="0"/>
+        </w:rPr>
+        <w:t xml:space="preserve"> entlang des Account-Lifecycles.</w:t>
       </w:r>
     </w:p>
     <w:p>
@@ -850,8 +1181,44 @@
       <w:r>
         <w:rPr>
           <w:rFonts w:eastAsia="Times New Roman"/>
-        </w:rPr>
-        <w:t>Konzeption einer 4-Säulen-Enterprise-Architektur (Data · Tech · Org · Governance) in draw.io und Vorstellung der 9-monatigen Pilot-Roadmap vor der TÜV-SÜD-KAM-Leitung in München.</w:t>
+          <w:b/>
+        </w:rPr>
+        <w:t>Konzeption</w:t>
+      </w:r>
+      <w:r>
+        <w:rPr>
+          <w:rFonts w:eastAsia="Times New Roman"/>
+          <w:b w:val="0"/>
+        </w:rPr>
+        <w:t xml:space="preserve"> einer 4-Säulen-Zielarchitektur (Data · Tech · Org · Governance) für einen RAG-basierten Capability-to-Account Mapping Assistant auf </w:t>
+      </w:r>
+      <w:r>
+        <w:rPr>
+          <w:rFonts w:eastAsia="Times New Roman"/>
+          <w:b/>
+        </w:rPr>
+        <w:t>Dynamics 365</w:t>
+      </w:r>
+      <w:r>
+        <w:rPr>
+          <w:rFonts w:eastAsia="Times New Roman"/>
+          <w:b w:val="0"/>
+        </w:rPr>
+        <w:t xml:space="preserve">, SharePoint und Azure OpenAI; Vorstellung einer 9-monatigen Pilot-Roadmap vor der KAM-Leitung – erwartete Verkürzung des Account-Planning-Zyklus von </w:t>
+      </w:r>
+      <w:r>
+        <w:rPr>
+          <w:rFonts w:eastAsia="Times New Roman"/>
+          <w:b/>
+        </w:rPr>
+        <w:t>2–5 Tagen auf unter 1 Tag</w:t>
+      </w:r>
+      <w:r>
+        <w:rPr>
+          <w:rFonts w:eastAsia="Times New Roman"/>
+          <w:b w:val="0"/>
+        </w:rPr>
+        <w:t>.</w:t>
       </w:r>
     </w:p>
     <w:p>
@@ -896,19 +1263,6 @@
       </w:pPr>
       <w:r>
         <w:t>Mitglied im Innovationsteam, Enactus Aachen e.V.</w:t>
-      </w:r>
-    </w:p>
-    <w:p>
-      <w:pPr>
-        <w:pStyle w:val="ListParagraph"/>
-        <w:numPr>
-          <w:ilvl w:val="0"/>
-          <w:numId w:val="2"/>
-        </w:numPr>
-        <w:spacing w:after="40" w:line="260" w:lineRule="auto"/>
-      </w:pPr>
-      <w:r>
-        <w:t>1. Platz, Formula Hybrid 2021 (USA); Leitung des Elektrik- und Test-Subsystems.</w:t>
       </w:r>
     </w:p>
     <w:sectPr>
